--- a/Selenium Cheatsheets/Data Driven Testing.docx
+++ b/Selenium Cheatsheets/Data Driven Testing.docx
@@ -2,6 +2,23 @@
 <file path=word/document.xml><?xml version="1.0" encoding="utf-8"?>
 <w:document xmlns:wpc="http://schemas.microsoft.com/office/word/2010/wordprocessingCanvas" xmlns:cx="http://schemas.microsoft.com/office/drawing/2014/chartex" xmlns:cx1="http://schemas.microsoft.com/office/drawing/2015/9/8/chartex" xmlns:cx2="http://schemas.microsoft.com/office/drawing/2015/10/21/chartex" xmlns:cx3="http://schemas.microsoft.com/office/drawing/2016/5/9/chartex" xmlns:cx4="http://schemas.microsoft.com/office/drawing/2016/5/10/chartex" xmlns:cx5="http://schemas.microsoft.com/office/drawing/2016/5/11/chartex" xmlns:cx6="http://schemas.microsoft.com/office/drawing/2016/5/12/chartex" xmlns:cx7="http://schemas.microsoft.com/office/drawing/2016/5/13/chartex" xmlns:cx8="http://schemas.microsoft.com/office/drawing/2016/5/14/chartex" xmlns:mc="http://schemas.openxmlformats.org/markup-compatibility/2006" xmlns:aink="http://schemas.microsoft.com/office/drawing/2016/ink" xmlns:am3d="http://schemas.microsoft.com/office/drawing/2017/model3d" xmlns:o="urn:schemas-microsoft-com:office:office" xmlns:oel="http://schemas.microsoft.com/office/2019/extlst" xmlns:r="http://schemas.openxmlformats.org/officeDocument/2006/relationships" xmlns:m="http://schemas.openxmlformats.org/officeDocument/2006/math" xmlns:v="urn:schemas-microsoft-com:vml" xmlns:wp14="http://schemas.microsoft.com/office/word/2010/wordprocessingDrawing" xmlns:wp="http://schemas.openxmlformats.org/drawingml/2006/wordprocessingDrawing" xmlns:w10="urn:schemas-microsoft-com:office:word" xmlns:w="http://schemas.openxmlformats.org/wordprocessingml/2006/main" xmlns:w14="http://schemas.microsoft.com/office/word/2010/wordml" xmlns:w15="http://schemas.microsoft.com/office/word/2012/wordml" xmlns:w16cex="http://schemas.microsoft.com/office/word/2018/wordml/cex" xmlns:w16cid="http://schemas.microsoft.com/office/word/2016/wordml/cid" xmlns:w16="http://schemas.microsoft.com/office/word/2018/wordml" xmlns:w16du="http://schemas.microsoft.com/office/word/2023/wordml/word16du" xmlns:w16sdtdh="http://schemas.microsoft.com/office/word/2020/wordml/sdtdatahash" xmlns:w16sdtfl="http://schemas.microsoft.com/office/word/2024/wordml/sdtformatlock" xmlns:w16se="http://schemas.microsoft.com/office/word/2015/wordml/symex" xmlns:wpg="http://schemas.microsoft.com/office/word/2010/wordprocessingGroup" xmlns:wpi="http://schemas.microsoft.com/office/word/2010/wordprocessingInk" xmlns:wne="http://schemas.microsoft.com/office/word/2006/wordml" xmlns:wps="http://schemas.microsoft.com/office/word/2010/wordprocessingShape" mc:Ignorable="w14 w15 w16se w16cid w16 w16cex w16sdtdh w16sdtfl w16du wp14">
   <w:body>
+    <w:p>
+      <w:pPr>
+        <w:pStyle w:val="Title"/>
+        <w:jc w:val="center"/>
+        <w:rPr>
+          <w:rFonts w:eastAsia="Times New Roman"/>
+          <w:lang w:eastAsia="en-IN" w:bidi="ta-IN"/>
+        </w:rPr>
+      </w:pPr>
+      <w:r>
+        <w:rPr>
+          <w:rFonts w:eastAsia="Times New Roman"/>
+          <w:lang w:eastAsia="en-IN" w:bidi="ta-IN"/>
+        </w:rPr>
+        <w:t>Data Driven Testing</w:t>
+      </w:r>
+    </w:p>
     <w:p>
       <w:pPr>
         <w:spacing w:before="100" w:beforeAutospacing="1" w:after="100" w:afterAutospacing="1" w:line="240" w:lineRule="auto"/>
@@ -408,31 +425,7 @@
           <w:lang w:eastAsia="en-IN" w:bidi="ta-IN"/>
           <w14:ligatures w14:val="none"/>
         </w:rPr>
-        <w:t xml:space="preserve">pip </w:t>
-      </w:r>
-      <w:proofErr w:type="gramStart"/>
-      <w:r>
-        <w:rPr>
-          <w:rFonts w:ascii="Courier New" w:eastAsia="Times New Roman" w:hAnsi="Courier New" w:cs="Courier New"/>
-          <w:kern w:val="0"/>
-          <w:sz w:val="20"/>
-          <w:szCs w:val="20"/>
-          <w:lang w:eastAsia="en-IN" w:bidi="ta-IN"/>
-          <w14:ligatures w14:val="none"/>
-        </w:rPr>
-        <w:t>install</w:t>
-      </w:r>
-      <w:proofErr w:type="gramEnd"/>
-      <w:r>
-        <w:rPr>
-          <w:rFonts w:ascii="Courier New" w:eastAsia="Times New Roman" w:hAnsi="Courier New" w:cs="Courier New"/>
-          <w:kern w:val="0"/>
-          <w:sz w:val="20"/>
-          <w:szCs w:val="20"/>
-          <w:lang w:eastAsia="en-IN" w:bidi="ta-IN"/>
-          <w14:ligatures w14:val="none"/>
-        </w:rPr>
-        <w:t xml:space="preserve"> </w:t>
+        <w:t xml:space="preserve">pip install </w:t>
       </w:r>
       <w:proofErr w:type="spellStart"/>
       <w:r>
@@ -1984,7 +1977,6 @@
           <w:lang w:eastAsia="en-IN" w:bidi="ta-IN"/>
           <w14:ligatures w14:val="none"/>
         </w:rPr>
-        <w:lastRenderedPageBreak/>
         <w:t xml:space="preserve">Step 4: Use </w:t>
       </w:r>
       <w:proofErr w:type="spellStart"/>
@@ -8584,29 +8576,16 @@
         <w:t xml:space="preserve"> !== '</w:t>
       </w:r>
       <w:proofErr w:type="spellStart"/>
-      <w:proofErr w:type="gramStart"/>
-      <w:r>
-        <w:rPr>
-          <w:rFonts w:ascii="Courier New" w:eastAsia="Times New Roman" w:hAnsi="Courier New" w:cs="Courier New"/>
-          <w:kern w:val="0"/>
-          <w:sz w:val="20"/>
-          <w:szCs w:val="20"/>
-          <w:lang w:eastAsia="en-IN" w:bidi="ta-IN"/>
-          <w14:ligatures w14:val="none"/>
-        </w:rPr>
-        <w:t>invalid</w:t>
-      </w:r>
-      <w:proofErr w:type="gramEnd"/>
-      <w:r>
-        <w:rPr>
-          <w:rFonts w:ascii="Courier New" w:eastAsia="Times New Roman" w:hAnsi="Courier New" w:cs="Courier New"/>
-          <w:kern w:val="0"/>
-          <w:sz w:val="20"/>
-          <w:szCs w:val="20"/>
-          <w:lang w:eastAsia="en-IN" w:bidi="ta-IN"/>
-          <w14:ligatures w14:val="none"/>
-        </w:rPr>
-        <w:t>_user</w:t>
+      <w:r>
+        <w:rPr>
+          <w:rFonts w:ascii="Courier New" w:eastAsia="Times New Roman" w:hAnsi="Courier New" w:cs="Courier New"/>
+          <w:kern w:val="0"/>
+          <w:sz w:val="20"/>
+          <w:szCs w:val="20"/>
+          <w:lang w:eastAsia="en-IN" w:bidi="ta-IN"/>
+          <w14:ligatures w14:val="none"/>
+        </w:rPr>
+        <w:t>invalid_user</w:t>
       </w:r>
       <w:proofErr w:type="spellEnd"/>
       <w:r>
@@ -16352,6 +16331,40 @@
     <w:semiHidden/>
     <w:unhideWhenUsed/>
   </w:style>
+  <w:style w:type="paragraph" w:styleId="Title">
+    <w:name w:val="Title"/>
+    <w:basedOn w:val="Normal"/>
+    <w:next w:val="Normal"/>
+    <w:link w:val="TitleChar"/>
+    <w:uiPriority w:val="10"/>
+    <w:qFormat/>
+    <w:rsid w:val="003F7A41"/>
+    <w:pPr>
+      <w:spacing w:after="0" w:line="240" w:lineRule="auto"/>
+      <w:contextualSpacing/>
+    </w:pPr>
+    <w:rPr>
+      <w:rFonts w:asciiTheme="majorHAnsi" w:eastAsiaTheme="majorEastAsia" w:hAnsiTheme="majorHAnsi" w:cstheme="majorBidi"/>
+      <w:spacing w:val="-10"/>
+      <w:kern w:val="28"/>
+      <w:sz w:val="56"/>
+      <w:szCs w:val="56"/>
+    </w:rPr>
+  </w:style>
+  <w:style w:type="character" w:customStyle="1" w:styleId="TitleChar">
+    <w:name w:val="Title Char"/>
+    <w:basedOn w:val="DefaultParagraphFont"/>
+    <w:link w:val="Title"/>
+    <w:uiPriority w:val="10"/>
+    <w:rsid w:val="003F7A41"/>
+    <w:rPr>
+      <w:rFonts w:asciiTheme="majorHAnsi" w:eastAsiaTheme="majorEastAsia" w:hAnsiTheme="majorHAnsi" w:cstheme="majorBidi"/>
+      <w:spacing w:val="-10"/>
+      <w:kern w:val="28"/>
+      <w:sz w:val="56"/>
+      <w:szCs w:val="56"/>
+    </w:rPr>
+  </w:style>
 </w:styles>
 </file>
 
